--- a/开题报告06_闭环材料发现中的失败样本利用_2026-10-17.docx
+++ b/开题报告06_闭环材料发现中的失败样本利用_2026-10-17.docx
@@ -477,7 +477,7 @@
           <w:color w:val="1A1A1A"/>
           <w:sz w:val="21"/>
         </w:rPr>
-        <w:t xml:space="preserve"> 本课题把「反馈利用」从工程细节提升为可分析的变量：在固定生成器、固定预算的条件下，失败样本的选择准则如何影响发现曲线。这要求回答「一个失败样本值多少」这个此前没有被量化的问题。</w:t>
+        <w:t xml:space="preserve"> 本课题把「反馈利用」从工程细节提升为可分析的变量：在固定预算下，失败样本的选择准则如何影响发现曲线。A 线固定生成器，用于隔离「选择」这一变量；B 线允许用 DPO/LoRA 更新生成器，用于检验「选择 + 更新」的组合效应。这要求回答「一个失败样本值多少」这个此前没有被量化的问题。</w:t>
       </w:r>
     </w:p>
     <w:p>
@@ -1532,7 +1532,7 @@
           <w:color w:val="1A1A1A"/>
           <w:sz w:val="21"/>
         </w:rPr>
-        <w:t>固定生成器与 planner（消除其他变量）</w:t>
+        <w:t>分两条实验线：A 线固定生成器与 planner，只变失败样本的选择与注入方式；B 线允许用 DPO/LoRA 更新生成器，比较「回放 + 更新」与「只回放不更新」</w:t>
       </w:r>
     </w:p>
     <w:p>
